--- a/VCF-Offline-Depot-Quick-Start-Guide.docx
+++ b/VCF-Offline-Depot-Quick-Start-Guide.docx
@@ -27,7 +27,7 @@
         <w:t>Release baseline:</w:t>
       </w:r>
       <w:r>
-        <w:t xml:space="preserve"> Appliance 1.0.0 - distribution build 2026-09-05.2</w:t>
+        <w:t xml:space="preserve"> Appliance 1.1.0 - distribution build 2026-09-07.1</w:t>
       </w:r>
     </w:p>
     <w:p>
@@ -39,7 +39,7 @@
         <w:t>Documentation revision:</w:t>
       </w:r>
       <w:r>
-        <w:t xml:space="preserve"> 1.8 — 5 September 2026</w:t>
+        <w:t xml:space="preserve"> 1.9 — 7 September 2026</w:t>
       </w:r>
     </w:p>
     <w:p>
@@ -51,7 +51,7 @@
         <w:t>Release status:</w:t>
       </w:r>
       <w:r>
-        <w:t xml:space="preserve"> The previously agreed VCF Installer-only 1.0 GA acceptance work and R01 remain complete. This rebuilt OVA is ready for manual replacement deployment testing; fresh deployment and VCF Installer acceptance of this exact image are pending. SDDC Manager and Fleet Manager qualification (T04) remains deferred.</w:t>
+        <w:t xml:space="preserve"> Version 1.1.0 maintenance release. Consult the signed release record for validation of this exact OVA. VCF Installer remains the supported integration scope; SDDC Manager and Fleet Manager qualification remains deferred.</w:t>
       </w:r>
     </w:p>
     <w:p>
@@ -83,12 +83,112 @@
         <w:pStyle w:val="Heading1"/>
       </w:pPr>
       <w:r>
-        <w:t>Navigation in this build</w:t>
+        <w:t>Bootable ESX installer media</w:t>
       </w:r>
     </w:p>
     <w:p>
       <w:r>
-        <w:t xml:space="preserve">During initial setup, open </w:t>
+        <w:t xml:space="preserve">Choose </w:t>
+      </w:r>
+      <w:r>
+        <w:rPr>
+          <w:b/>
+        </w:rPr>
+        <w:t>Install, including ESXi media</w:t>
+      </w:r>
+      <w:r>
+        <w:t xml:space="preserve"> when downloading installation binaries. After the main VCF download, the appliance reads the release bill of materials and product catalog, then makes a separate VCF Download Tool request for the matching x86-64 bootable ESX ISO bundle ID. This includes installer media cataloged as PATCH instead of INSTALL. No separate manual ISO upload is required for an available entitled catalog entry.</w:t>
+      </w:r>
+    </w:p>
+    <w:p>
+      <w:r>
+        <w:t xml:space="preserve">The job requires the expected ISO filename, size, and SHA-256 checksum before reporting success. For VCF 9.1.1, the catalog entry is </w:t>
+      </w:r>
+      <w:r>
+        <w:rPr>
+          <w:rFonts w:ascii="Consolas" w:hAnsi="Consolas"/>
+          <w:sz w:val="18"/>
+        </w:rPr>
+        <w:t>VMware-VMvisor-Installer-9.1.1.0.25714478.x86_64.iso</w:t>
+      </w:r>
+      <w:r>
+        <w:t xml:space="preserve">. A missing, ambiguous, or corrupt ISO fails the job instead of accepting a zero-result request. Correct the cause and retry the same release; the tool reuses existing content. Look under the ESX_HOST component in </w:t>
+      </w:r>
+      <w:r>
+        <w:rPr>
+          <w:b/>
+        </w:rPr>
+        <w:t>Depot Files</w:t>
+      </w:r>
+      <w:r>
+        <w:t>. A fresh activation code is required for each new job and is removed after use.</w:t>
+      </w:r>
+    </w:p>
+    <w:p>
+      <w:pPr>
+        <w:pStyle w:val="Heading1"/>
+      </w:pPr>
+      <w:r>
+        <w:t>Navigation in this build</w:t>
+      </w:r>
+    </w:p>
+    <w:p>
+      <w:r>
+        <w:t xml:space="preserve">The header provides </w:t>
+      </w:r>
+      <w:r>
+        <w:rPr>
+          <w:b/>
+        </w:rPr>
+        <w:t>Authorize &amp; Download</w:t>
+      </w:r>
+      <w:r>
+        <w:t xml:space="preserve">, </w:t>
+      </w:r>
+      <w:r>
+        <w:rPr>
+          <w:b/>
+        </w:rPr>
+        <w:t>VCF Connections</w:t>
+      </w:r>
+      <w:r>
+        <w:t xml:space="preserve">, </w:t>
+      </w:r>
+      <w:r>
+        <w:rPr>
+          <w:b/>
+        </w:rPr>
+        <w:t>Depot Files</w:t>
+      </w:r>
+      <w:r>
+        <w:t xml:space="preserve">, </w:t>
+      </w:r>
+      <w:r>
+        <w:rPr>
+          <w:b/>
+        </w:rPr>
+        <w:t>Depot Management</w:t>
+      </w:r>
+      <w:r>
+        <w:t xml:space="preserve">, </w:t>
+      </w:r>
+      <w:r>
+        <w:rPr>
+          <w:b/>
+        </w:rPr>
+        <w:t>Connection Logs</w:t>
+      </w:r>
+      <w:r>
+        <w:t xml:space="preserve">, and </w:t>
+      </w:r>
+      <w:r>
+        <w:rPr>
+          <w:b/>
+        </w:rPr>
+        <w:t>Appliance Status</w:t>
+      </w:r>
+      <w:r>
+        <w:t xml:space="preserve">. During initial setup, </w:t>
       </w:r>
       <w:r>
         <w:rPr>
@@ -97,71 +197,67 @@
         <w:t>Prepare Depot</w:t>
       </w:r>
       <w:r>
-        <w:t xml:space="preserve"> and use its sidebar for Download Tool, Authorize &amp; Download Binaries, Depot Accounts, HTTPS Certificate, and VCF Connections. Complete tool installation, depot accounts, and certificate activation before finishing the endpoint connection.</w:t>
+        <w:t xml:space="preserve"> provides the guided steps for the Download Tool, authorization, Depot Accounts, HTTPS Certificate, and VCF Connections. After a saved endpoint becomes Connected, the setup workflow is hidden.</w:t>
       </w:r>
     </w:p>
     <w:p>
-      <w:r>
-        <w:t xml:space="preserve">Once a saved connection reports </w:t>
-      </w:r>
+      <w:r/>
       <w:r>
         <w:rPr>
           <w:b/>
         </w:rPr>
-        <w:t>Connected</w:t>
-      </w:r>
-      <w:r>
-        <w:t xml:space="preserve">, Prepare Depot and its setup sidebar are hidden. The main navigation then shows </w:t>
+        <w:t>Depot Management</w:t>
+      </w:r>
+      <w:r>
+        <w:t xml:space="preserve"> remains available before and after setup. Its three cards open Download Tool, Depot Accounts, and HTTPS Certificate. Use </w:t>
       </w:r>
       <w:r>
         <w:rPr>
           <w:b/>
         </w:rPr>
-        <w:t>Authorize &amp; Download</w:t>
-      </w:r>
-      <w:r>
-        <w:t xml:space="preserve">, </w:t>
+        <w:t>Back to Depot Management</w:t>
+      </w:r>
+      <w:r>
+        <w:t xml:space="preserve"> to return. Maintenance does not require disconnecting or deleting a working endpoint. After rotating depot credentials or renewing the certificate, review affected clients in </w:t>
       </w:r>
       <w:r>
         <w:rPr>
           <w:b/>
         </w:rPr>
-        <w:t>Endpoint Connections</w:t>
-      </w:r>
-      <w:r>
-        <w:t xml:space="preserve">, </w:t>
-      </w:r>
+        <w:t>VCF Connections</w:t>
+      </w:r>
+      <w:r>
+        <w:t xml:space="preserve"> and verify authenticated retrieval.</w:t>
+      </w:r>
+    </w:p>
+    <w:p>
+      <w:r/>
       <w:r>
         <w:rPr>
           <w:b/>
         </w:rPr>
-        <w:t>Offline Depot</w:t>
-      </w:r>
-      <w:r>
-        <w:t xml:space="preserve">, </w:t>
+        <w:t>Depot Files</w:t>
+      </w:r>
+      <w:r>
+        <w:t xml:space="preserve"> opens the </w:t>
       </w:r>
       <w:r>
         <w:rPr>
           <w:b/>
         </w:rPr>
-        <w:t>Connection Logs</w:t>
-      </w:r>
-      <w:r>
-        <w:t xml:space="preserve">, and </w:t>
+        <w:t>Depot File Management</w:t>
+      </w:r>
+      <w:r>
+        <w:t xml:space="preserve"> page for browsing, uploading, and managing release files. </w:t>
       </w:r>
       <w:r>
         <w:rPr>
           <w:b/>
         </w:rPr>
-        <w:t>Health Status</w:t>
-      </w:r>
-      <w:r>
-        <w:t>. A completed setup opens Health Status. Direct links to setup-only pages can return to Health Status; this build does not expose a separate post-setup maintenance entry for those pages. Do not remove a working connection record merely to reveal setup controls.</w:t>
-      </w:r>
-    </w:p>
-    <w:p>
-      <w:r>
-        <w:t xml:space="preserve">Use the administrator account menu for </w:t>
+        <w:t>Appliance Status</w:t>
+      </w:r>
+      <w:r>
+        <w:t xml:space="preserve"> reports health and effective settings. The administrator menu contains </w:t>
       </w:r>
       <w:r>
         <w:rPr>
@@ -188,7 +284,7 @@
         <w:t>Admin user management</w:t>
       </w:r>
       <w:r>
-        <w:t>. Health Status displays effective settings and service health; Appliance management changes settings. In the compact management layout, Identity and Timezone sit side by side above Management network and DNS and time; cards stack on smaller screens. Management network, Upload and verify a release, and Create administrator use normal card borders without the former blue top accent.</w:t>
+        <w:t>; these pages leave the primary header links unhighlighted.</w:t>
       </w:r>
     </w:p>
     <w:p>
@@ -240,7 +336,7 @@
         </w:numPr>
       </w:pPr>
       <w:r>
-        <w:t>Broadcom entitlement, access token or supported authorization credential, and activation code.</w:t>
+        <w:t>Broadcom entitlement and a current activation code for this Software Depot ID.</w:t>
       </w:r>
     </w:p>
     <w:p>
@@ -422,7 +518,7 @@
         <w:rPr>
           <w:b/>
         </w:rPr>
-        <w:t>Health Status</w:t>
+        <w:t>Appliance Status</w:t>
       </w:r>
       <w:r>
         <w:t xml:space="preserve">, select </w:t>
@@ -683,30 +779,6 @@
       </w:r>
     </w:p>
     <w:p>
-      <w:r/>
-      <w:r>
-        <w:rPr>
-          <w:b/>
-        </w:rPr>
-        <w:t>Why:</w:t>
-      </w:r>
-      <w:r>
-        <w:t xml:space="preserve"> Authorization proves that the organization is entitled to retrieve protected VCF software from the vendor depot.</w:t>
-      </w:r>
-    </w:p>
-    <w:p>
-      <w:r/>
-      <w:r>
-        <w:rPr>
-          <w:b/>
-        </w:rPr>
-        <w:t>You need:</w:t>
-      </w:r>
-      <w:r>
-        <w:t xml:space="preserve"> An approved short-lived access token or supported vendor credential, plus the Broadcom activation code when required.</w:t>
-      </w:r>
-    </w:p>
-    <w:p>
       <w:pPr>
         <w:pStyle w:val="Procedure"/>
         <w:numPr>
@@ -721,19 +793,10 @@
         <w:rPr>
           <w:b/>
         </w:rPr>
-        <w:t>Authorize &amp; Download Binaries</w:t>
-      </w:r>
-      <w:r>
-        <w:t xml:space="preserve"> under Prepare Depot, or </w:t>
-      </w:r>
-      <w:r>
-        <w:rPr>
-          <w:b/>
-        </w:rPr>
         <w:t>Authorize &amp; Download</w:t>
       </w:r>
       <w:r>
-        <w:t xml:space="preserve"> after setup.</w:t>
+        <w:t xml:space="preserve"> (or the authorization step in Prepare Depot during initial setup).</w:t>
       </w:r>
     </w:p>
     <w:p>
@@ -745,7 +808,16 @@
         </w:numPr>
       </w:pPr>
       <w:r>
-        <w:t>Confirm the expected VCF Download Tool version is active.</w:t>
+        <w:t xml:space="preserve">Select </w:t>
+      </w:r>
+      <w:r>
+        <w:rPr>
+          <w:b/>
+        </w:rPr>
+        <w:t>Get Software Depot ID</w:t>
+      </w:r>
+      <w:r>
+        <w:t xml:space="preserve"> and copy the identifier.</w:t>
       </w:r>
     </w:p>
     <w:p>
@@ -757,7 +829,7 @@
         </w:numPr>
       </w:pPr>
       <w:r>
-        <w:t>Expand the authorization section.</w:t>
+        <w:t>Register that identifier through Broadcom and obtain an entitled activation code.</w:t>
       </w:r>
     </w:p>
     <w:p>
@@ -769,7 +841,44 @@
         </w:numPr>
       </w:pPr>
       <w:r>
-        <w:t>Enter the short-lived access token or complete the supported credential exchange.</w:t>
+        <w:t>Enter the activation code in the protected download field when starting the selected release download.</w:t>
+      </w:r>
+    </w:p>
+    <w:p>
+      <w:r>
+        <w:t>The ACTIVATED badge records a previous successful download. It does not replace the current activation code required for each new job. The appliance does not retain the activation code after the job.</w:t>
+      </w:r>
+    </w:p>
+    <w:p>
+      <w:pPr>
+        <w:pStyle w:val="Heading1"/>
+      </w:pPr>
+      <w:r>
+        <w:t>3. Download binaries</w:t>
+      </w:r>
+    </w:p>
+    <w:p>
+      <w:r/>
+      <w:r>
+        <w:rPr>
+          <w:b/>
+        </w:rPr>
+        <w:t>Why:</w:t>
+      </w:r>
+      <w:r>
+        <w:t xml:space="preserve"> This populates the offline depot with the metadata and binary files required by the selected VCF release.</w:t>
+      </w:r>
+    </w:p>
+    <w:p>
+      <w:r/>
+      <w:r>
+        <w:rPr>
+          <w:b/>
+        </w:rPr>
+        <w:t>You need:</w:t>
+      </w:r>
+      <w:r>
+        <w:t xml:space="preserve"> Successful authorization, the intended VCF release and download type, and sufficient data-disk and datastore capacity.</w:t>
       </w:r>
     </w:p>
     <w:p>
@@ -781,7 +890,7 @@
         </w:numPr>
       </w:pPr>
       <w:r>
-        <w:t>Retrieve the Software Depot ID when the workflow requires it.</w:t>
+        <w:t>Remain on the authorization and download page.</w:t>
       </w:r>
     </w:p>
     <w:p>
@@ -793,7 +902,7 @@
         </w:numPr>
       </w:pPr>
       <w:r>
-        <w:t>Compare the displayed Depot ID with the intended account or entitlement.</w:t>
+        <w:t>Enter the current activation code and confirm entitlement to the selected release.</w:t>
       </w:r>
     </w:p>
     <w:p>
@@ -805,7 +914,7 @@
         </w:numPr>
       </w:pPr>
       <w:r>
-        <w:t>Enter the Broadcom activation code in the protected field.</w:t>
+        <w:t>Select the intended VCF release; this build includes VCF 9.1.1 in the release choices. Confirm your entitlement and required content before downloading.</w:t>
       </w:r>
     </w:p>
     <w:p>
@@ -817,7 +926,25 @@
         </w:numPr>
       </w:pPr>
       <w:r>
-        <w:t>Select the authorization action.</w:t>
+        <w:t xml:space="preserve">Select </w:t>
+      </w:r>
+      <w:r>
+        <w:rPr>
+          <w:b/>
+        </w:rPr>
+        <w:t>Install, including ESXi media</w:t>
+      </w:r>
+      <w:r>
+        <w:t xml:space="preserve"> for deployment binaries and the bootable host ISO, or </w:t>
+      </w:r>
+      <w:r>
+        <w:rPr>
+          <w:b/>
+        </w:rPr>
+        <w:t>Upgrade / patch</w:t>
+      </w:r>
+      <w:r>
+        <w:t xml:space="preserve"> for lifecycle content.</w:t>
       </w:r>
     </w:p>
     <w:p>
@@ -829,7 +956,7 @@
         </w:numPr>
       </w:pPr>
       <w:r>
-        <w:t>Wait for the local authorization result.</w:t>
+        <w:t>Review the selection and available storage.</w:t>
       </w:r>
     </w:p>
     <w:p>
@@ -841,72 +968,16 @@
         </w:numPr>
       </w:pPr>
       <w:r>
-        <w:t xml:space="preserve">Confirm the green </w:t>
+        <w:t xml:space="preserve">Select </w:t>
       </w:r>
       <w:r>
         <w:rPr>
           <w:b/>
         </w:rPr>
-        <w:t>ACTIVATED</w:t>
-      </w:r>
-      <w:r>
-        <w:t xml:space="preserve"> status is shown before starting the release download.</w:t>
-      </w:r>
-    </w:p>
-    <w:p>
-      <w:r/>
-      <w:r>
-        <w:rPr>
-          <w:b/>
-        </w:rPr>
-        <w:t>Success:</w:t>
-      </w:r>
-      <w:r>
-        <w:t xml:space="preserve"> Authorization completes and the release-selection controls become available without an entitlement or token error.</w:t>
-      </w:r>
-    </w:p>
-    <w:p>
-      <w:r/>
-      <w:r>
-        <w:rPr>
-          <w:b/>
-        </w:rPr>
-        <w:t>If it fails:</w:t>
-      </w:r>
-      <w:r>
-        <w:t xml:space="preserve"> Confirm the clock is synchronized, the appliance can resolve and reach the vendor endpoints, and the token or activation code is current. Do not place credentials in screenshots or logs.</w:t>
-      </w:r>
-    </w:p>
-    <w:p>
-      <w:pPr>
-        <w:pStyle w:val="Heading1"/>
-      </w:pPr>
-      <w:r>
-        <w:t>3. Download binaries</w:t>
-      </w:r>
-    </w:p>
-    <w:p>
-      <w:r/>
-      <w:r>
-        <w:rPr>
-          <w:b/>
-        </w:rPr>
-        <w:t>Why:</w:t>
-      </w:r>
-      <w:r>
-        <w:t xml:space="preserve"> This populates the offline depot with the metadata and binary files required by the selected VCF release.</w:t>
-      </w:r>
-    </w:p>
-    <w:p>
-      <w:r/>
-      <w:r>
-        <w:rPr>
-          <w:b/>
-        </w:rPr>
-        <w:t>You need:</w:t>
-      </w:r>
-      <w:r>
-        <w:t xml:space="preserve"> Successful authorization, the intended VCF release and download type, and sufficient data-disk and datastore capacity.</w:t>
+        <w:t>Start release download</w:t>
+      </w:r>
+      <w:r>
+        <w:t>.</w:t>
       </w:r>
     </w:p>
     <w:p>
@@ -918,7 +989,16 @@
         </w:numPr>
       </w:pPr>
       <w:r>
-        <w:t>Remain on the authorization and download page.</w:t>
+        <w:t xml:space="preserve">Confirm the page moves to </w:t>
+      </w:r>
+      <w:r>
+        <w:rPr>
+          <w:b/>
+        </w:rPr>
+        <w:t>Download activity</w:t>
+      </w:r>
+      <w:r>
+        <w:t>.</w:t>
       </w:r>
     </w:p>
     <w:p>
@@ -930,7 +1010,7 @@
         </w:numPr>
       </w:pPr>
       <w:r>
-        <w:t>Confirm the authorization status is valid.</w:t>
+        <w:t>Monitor current file, completed files, transferred size, rate, and errors.</w:t>
       </w:r>
     </w:p>
     <w:p>
@@ -942,7 +1022,7 @@
         </w:numPr>
       </w:pPr>
       <w:r>
-        <w:t>Select the intended VCF release; this build includes VCF 9.1.1 in the release choices. Confirm your entitlement and required content before downloading.</w:t>
+        <w:t>Leave the job running until it reports completion.</w:t>
       </w:r>
     </w:p>
     <w:p>
@@ -954,7 +1034,7 @@
         </w:numPr>
       </w:pPr>
       <w:r>
-        <w:t>Select the required download type or product selection.</w:t>
+        <w:t>If interrupted, correct the cause and retry the same job. Verified files should be retained.</w:t>
       </w:r>
     </w:p>
     <w:p>
@@ -966,7 +1046,16 @@
         </w:numPr>
       </w:pPr>
       <w:r>
-        <w:t>Review the selection and available storage.</w:t>
+        <w:t xml:space="preserve">Open </w:t>
+      </w:r>
+      <w:r>
+        <w:rPr>
+          <w:b/>
+        </w:rPr>
+        <w:t>Depot Files</w:t>
+      </w:r>
+      <w:r>
+        <w:t>.</w:t>
       </w:r>
     </w:p>
     <w:p>
@@ -984,10 +1073,10 @@
         <w:rPr>
           <w:b/>
         </w:rPr>
-        <w:t>Start release download</w:t>
-      </w:r>
-      <w:r>
-        <w:t>.</w:t>
+        <w:t>Refresh inventory</w:t>
+      </w:r>
+      <w:r>
+        <w:t xml:space="preserve"> once.</w:t>
       </w:r>
     </w:p>
     <w:p>
@@ -999,16 +1088,16 @@
         </w:numPr>
       </w:pPr>
       <w:r>
-        <w:t xml:space="preserve">Confirm the page moves to </w:t>
+        <w:t xml:space="preserve">Wait for the green </w:t>
       </w:r>
       <w:r>
         <w:rPr>
           <w:b/>
         </w:rPr>
-        <w:t>Download activity</w:t>
-      </w:r>
-      <w:r>
-        <w:t>.</w:t>
+        <w:t>UPDATED</w:t>
+      </w:r>
+      <w:r>
+        <w:t xml:space="preserve"> badge containing the refresh date and time. File count, total size, incomplete count, and free space appear beside the badge. UPDATED confirms that inventory refreshed; it does not certify a complete release download or successful endpoint retrieval.</w:t>
       </w:r>
     </w:p>
     <w:p>
@@ -1020,7 +1109,63 @@
         </w:numPr>
       </w:pPr>
       <w:r>
-        <w:t>Monitor current file, completed files, transferred size, rate, and errors.</w:t>
+        <w:t>Confirm the expected release, file count, and size appear.</w:t>
+      </w:r>
+    </w:p>
+    <w:p>
+      <w:r/>
+      <w:r>
+        <w:rPr>
+          <w:b/>
+        </w:rPr>
+        <w:t>Success:</w:t>
+      </w:r>
+      <w:r>
+        <w:t xml:space="preserve"> The download completes, inventory recognizes the release, and a representative metadata file and binary object are present.</w:t>
+      </w:r>
+    </w:p>
+    <w:p>
+      <w:r/>
+      <w:r>
+        <w:rPr>
+          <w:b/>
+        </w:rPr>
+        <w:t>If it fails:</w:t>
+      </w:r>
+      <w:r>
+        <w:t xml:space="preserve"> Check entitlement, vendor connectivity, DNS, NTP, free space, and the displayed file-level error. Stop and investigate repeated checksum failures.</w:t>
+      </w:r>
+    </w:p>
+    <w:p>
+      <w:pPr>
+        <w:pStyle w:val="Heading1"/>
+      </w:pPr>
+      <w:r>
+        <w:t>4. Depot Account Creation</w:t>
+      </w:r>
+    </w:p>
+    <w:p>
+      <w:r/>
+      <w:r>
+        <w:rPr>
+          <w:b/>
+        </w:rPr>
+        <w:t>Why:</w:t>
+      </w:r>
+      <w:r>
+        <w:t xml:space="preserve"> VCF Installer needs a dedicated read-only credential to retrieve protected depot content over HTTPS.</w:t>
+      </w:r>
+    </w:p>
+    <w:p>
+      <w:r/>
+      <w:r>
+        <w:rPr>
+          <w:b/>
+        </w:rPr>
+        <w:t>You need:</w:t>
+      </w:r>
+      <w:r>
+        <w:t xml:space="preserve"> A unique username and strong password stored in the approved password manager.</w:t>
       </w:r>
     </w:p>
     <w:p>
@@ -1032,7 +1177,25 @@
         </w:numPr>
       </w:pPr>
       <w:r>
-        <w:t>Leave the job running until it reports completion.</w:t>
+        <w:t xml:space="preserve">Open </w:t>
+      </w:r>
+      <w:r>
+        <w:rPr>
+          <w:b/>
+        </w:rPr>
+        <w:t>Depot Management &gt; Depot Accounts</w:t>
+      </w:r>
+      <w:r>
+        <w:t xml:space="preserve"> (or </w:t>
+      </w:r>
+      <w:r>
+        <w:rPr>
+          <w:b/>
+        </w:rPr>
+        <w:t>Prepare Depot &gt; Depot Accounts</w:t>
+      </w:r>
+      <w:r>
+        <w:t xml:space="preserve"> during initial setup).</w:t>
       </w:r>
     </w:p>
     <w:p>
@@ -1044,7 +1207,7 @@
         </w:numPr>
       </w:pPr>
       <w:r>
-        <w:t>If interrupted, correct the cause and retry the same job. Verified files should be retained.</w:t>
+        <w:t>Locate the account-creation section.</w:t>
       </w:r>
     </w:p>
     <w:p>
@@ -1056,16 +1219,7 @@
         </w:numPr>
       </w:pPr>
       <w:r>
-        <w:t xml:space="preserve">Open </w:t>
-      </w:r>
-      <w:r>
-        <w:rPr>
-          <w:b/>
-        </w:rPr>
-        <w:t>Offline Depot</w:t>
-      </w:r>
-      <w:r>
-        <w:t>.</w:t>
+        <w:t>Enter the depot username.</w:t>
       </w:r>
     </w:p>
     <w:p>
@@ -1077,16 +1231,7 @@
         </w:numPr>
       </w:pPr>
       <w:r>
-        <w:t xml:space="preserve">Select </w:t>
-      </w:r>
-      <w:r>
-        <w:rPr>
-          <w:b/>
-        </w:rPr>
-        <w:t>Refresh inventory</w:t>
-      </w:r>
-      <w:r>
-        <w:t xml:space="preserve"> once.</w:t>
+        <w:t>Enter and confirm the password.</w:t>
       </w:r>
     </w:p>
     <w:p>
@@ -1098,16 +1243,16 @@
         </w:numPr>
       </w:pPr>
       <w:r>
-        <w:t xml:space="preserve">Wait for the green </w:t>
+        <w:t xml:space="preserve">Select the confirmation checkbox, then select </w:t>
       </w:r>
       <w:r>
         <w:rPr>
           <w:b/>
         </w:rPr>
-        <w:t>UPDATED</w:t>
-      </w:r>
-      <w:r>
-        <w:t xml:space="preserve"> badge containing the refresh date and time. File count, total size, incomplete count, and free space appear beside the badge. UPDATED confirms that inventory refreshed; it does not certify a complete release download or successful endpoint retrieval.</w:t>
+        <w:t>Save depot account</w:t>
+      </w:r>
+      <w:r>
+        <w:t>.</w:t>
       </w:r>
     </w:p>
     <w:p>
@@ -1119,63 +1264,7 @@
         </w:numPr>
       </w:pPr>
       <w:r>
-        <w:t>Confirm the expected release, file count, and size appear.</w:t>
-      </w:r>
-    </w:p>
-    <w:p>
-      <w:r/>
-      <w:r>
-        <w:rPr>
-          <w:b/>
-        </w:rPr>
-        <w:t>Success:</w:t>
-      </w:r>
-      <w:r>
-        <w:t xml:space="preserve"> The download completes, inventory recognizes the release, and a representative metadata file and binary object are present.</w:t>
-      </w:r>
-    </w:p>
-    <w:p>
-      <w:r/>
-      <w:r>
-        <w:rPr>
-          <w:b/>
-        </w:rPr>
-        <w:t>If it fails:</w:t>
-      </w:r>
-      <w:r>
-        <w:t xml:space="preserve"> Check entitlement, vendor connectivity, DNS, NTP, free space, and the displayed file-level error. Stop and investigate repeated checksum failures.</w:t>
-      </w:r>
-    </w:p>
-    <w:p>
-      <w:pPr>
-        <w:pStyle w:val="Heading1"/>
-      </w:pPr>
-      <w:r>
-        <w:t>4. Depot Account Creation</w:t>
-      </w:r>
-    </w:p>
-    <w:p>
-      <w:r/>
-      <w:r>
-        <w:rPr>
-          <w:b/>
-        </w:rPr>
-        <w:t>Why:</w:t>
-      </w:r>
-      <w:r>
-        <w:t xml:space="preserve"> VCF Installer needs a dedicated read-only credential to retrieve protected depot content over HTTPS.</w:t>
-      </w:r>
-    </w:p>
-    <w:p>
-      <w:r/>
-      <w:r>
-        <w:rPr>
-          <w:b/>
-        </w:rPr>
-        <w:t>You need:</w:t>
-      </w:r>
-      <w:r>
-        <w:t xml:space="preserve"> A unique username and strong password stored in the approved password manager.</w:t>
+        <w:t>Confirm the account appears in the current-account list.</w:t>
       </w:r>
     </w:p>
     <w:p>
@@ -1187,25 +1276,7 @@
         </w:numPr>
       </w:pPr>
       <w:r>
-        <w:t xml:space="preserve">During initial setup, open </w:t>
-      </w:r>
-      <w:r>
-        <w:rPr>
-          <w:b/>
-        </w:rPr>
-        <w:t>Prepare Depot</w:t>
-      </w:r>
-      <w:r>
-        <w:t xml:space="preserve">, then </w:t>
-      </w:r>
-      <w:r>
-        <w:rPr>
-          <w:b/>
-        </w:rPr>
-        <w:t>Depot Accounts</w:t>
-      </w:r>
-      <w:r>
-        <w:t>.</w:t>
+        <w:t>Store the credential in the approved password manager.</w:t>
       </w:r>
     </w:p>
     <w:p>
@@ -1217,7 +1288,17 @@
         </w:numPr>
       </w:pPr>
       <w:r>
-        <w:t>Locate the account-creation section.</w:t>
+        <w:t>Test a small metadata request with the new account.</w:t>
+      </w:r>
+    </w:p>
+    <w:p>
+      <w:pPr>
+        <w:pStyle w:val="CodeBlock"/>
+        <w:spacing w:before="100" w:after="160"/>
+        <w:shd w:fill="F2F2F2"/>
+      </w:pPr>
+      <w:r>
+        <w:t>curl --cacert depot-ca.pem -u depotuser https://depot.example/PROD/metadata/productVersionCatalog/v1/productVersionCatalog.json</w:t>
       </w:r>
     </w:p>
     <w:p>
@@ -1229,7 +1310,7 @@
         </w:numPr>
       </w:pPr>
       <w:r>
-        <w:t>Enter the depot username.</w:t>
+        <w:t>Confirm the authenticated request succeeds.</w:t>
       </w:r>
     </w:p>
     <w:p>
@@ -1241,8 +1322,77 @@
         </w:numPr>
       </w:pPr>
       <w:r>
-        <w:t>Enter and confirm the password.</w:t>
-      </w:r>
+        <w:t>Confirm the same request without credentials returns HTTP 401.</w:t>
+      </w:r>
+    </w:p>
+    <w:p>
+      <w:r/>
+      <w:r>
+        <w:rPr>
+          <w:b/>
+        </w:rPr>
+        <w:t>Success:</w:t>
+      </w:r>
+      <w:r>
+        <w:t xml:space="preserve"> The account retrieves protected content, while anonymous HTTPS access remains rejected.</w:t>
+      </w:r>
+    </w:p>
+    <w:p>
+      <w:r/>
+      <w:r>
+        <w:rPr>
+          <w:b/>
+        </w:rPr>
+        <w:t>If it fails:</w:t>
+      </w:r>
+      <w:r>
+        <w:t xml:space="preserve"> Re-enter the username and password, confirm the account exists, and verify the request uses the appliance's trusted HTTPS name.</w:t>
+      </w:r>
+    </w:p>
+    <w:p>
+      <w:pPr>
+        <w:pStyle w:val="Heading1"/>
+      </w:pPr>
+      <w:r>
+        <w:t>5. HTTPS Certificate generation and upload</w:t>
+      </w:r>
+    </w:p>
+    <w:p>
+      <w:r/>
+      <w:r>
+        <w:rPr>
+          <w:b/>
+        </w:rPr>
+        <w:t>Why:</w:t>
+      </w:r>
+      <w:r>
+        <w:t xml:space="preserve"> A certificate signed by the approved CA allows browsers and VCF Installer to verify the appliance's production HTTPS identity.</w:t>
+      </w:r>
+    </w:p>
+    <w:p>
+      <w:r/>
+      <w:r>
+        <w:rPr>
+          <w:b/>
+        </w:rPr>
+        <w:t>You need:</w:t>
+      </w:r>
+      <w:r>
+        <w:t xml:space="preserve"> Final appliance FQDN, every required DNS name or IP SAN, and access to the approved certificate authority.</w:t>
+      </w:r>
+    </w:p>
+    <w:p>
+      <w:pPr>
+        <w:keepNext/>
+      </w:pPr>
+      <w:r/>
+      <w:r>
+        <w:rPr>
+          <w:b/>
+        </w:rPr>
+        <w:t>Generate and submit the CSR</w:t>
+      </w:r>
+      <w:r/>
     </w:p>
     <w:p>
       <w:pPr>
@@ -1253,16 +1403,25 @@
         </w:numPr>
       </w:pPr>
       <w:r>
-        <w:t xml:space="preserve">Select the confirmation checkbox, then select </w:t>
+        <w:t xml:space="preserve">Open </w:t>
       </w:r>
       <w:r>
         <w:rPr>
           <w:b/>
         </w:rPr>
-        <w:t>Save depot account</w:t>
-      </w:r>
-      <w:r>
-        <w:t>.</w:t>
+        <w:t>Depot Management &gt; HTTPS Certificate</w:t>
+      </w:r>
+      <w:r>
+        <w:t xml:space="preserve"> (or </w:t>
+      </w:r>
+      <w:r>
+        <w:rPr>
+          <w:b/>
+        </w:rPr>
+        <w:t>Prepare Depot &gt; HTTPS Certificate</w:t>
+      </w:r>
+      <w:r>
+        <w:t xml:space="preserve"> during initial setup).</w:t>
       </w:r>
     </w:p>
     <w:p>
@@ -1274,7 +1433,7 @@
         </w:numPr>
       </w:pPr>
       <w:r>
-        <w:t>Confirm the account appears in the current-account list.</w:t>
+        <w:t>Enter the final FQDN as the common name.</w:t>
       </w:r>
     </w:p>
     <w:p>
@@ -1286,7 +1445,7 @@
         </w:numPr>
       </w:pPr>
       <w:r>
-        <w:t>Store the credential in the approved password manager.</w:t>
+        <w:t>Add every DNS name and IP address that clients will use.</w:t>
       </w:r>
     </w:p>
     <w:p>
@@ -1298,17 +1457,7 @@
         </w:numPr>
       </w:pPr>
       <w:r>
-        <w:t>Test a small metadata request with the new account.</w:t>
-      </w:r>
-    </w:p>
-    <w:p>
-      <w:pPr>
-        <w:pStyle w:val="CodeBlock"/>
-        <w:spacing w:before="100" w:after="160"/>
-        <w:shd w:fill="F2F2F2"/>
-      </w:pPr>
-      <w:r>
-        <w:t>curl --cacert depot-ca.pem -u depotuser https://depot.example/PROD/metadata/productVersionCatalog/v1/productVersionCatalog.json</w:t>
+        <w:t>Review the requested SAN list.</w:t>
       </w:r>
     </w:p>
     <w:p>
@@ -1320,7 +1469,16 @@
         </w:numPr>
       </w:pPr>
       <w:r>
-        <w:t>Confirm the authenticated request succeeds.</w:t>
+        <w:t xml:space="preserve">Select </w:t>
+      </w:r>
+      <w:r>
+        <w:rPr>
+          <w:b/>
+        </w:rPr>
+        <w:t>Generate CSR</w:t>
+      </w:r>
+      <w:r>
+        <w:t>.</w:t>
       </w:r>
     </w:p>
     <w:p>
@@ -1332,77 +1490,8 @@
         </w:numPr>
       </w:pPr>
       <w:r>
-        <w:t>Confirm the same request without credentials returns HTTP 401.</w:t>
-      </w:r>
-    </w:p>
-    <w:p>
-      <w:r/>
-      <w:r>
-        <w:rPr>
-          <w:b/>
-        </w:rPr>
-        <w:t>Success:</w:t>
-      </w:r>
-      <w:r>
-        <w:t xml:space="preserve"> The account retrieves protected content, while anonymous HTTPS access remains rejected.</w:t>
-      </w:r>
-    </w:p>
-    <w:p>
-      <w:r/>
-      <w:r>
-        <w:rPr>
-          <w:b/>
-        </w:rPr>
-        <w:t>If it fails:</w:t>
-      </w:r>
-      <w:r>
-        <w:t xml:space="preserve"> Re-enter the username and password, confirm the account exists, and verify the request uses the appliance's trusted HTTPS name.</w:t>
-      </w:r>
-    </w:p>
-    <w:p>
-      <w:pPr>
-        <w:pStyle w:val="Heading1"/>
-      </w:pPr>
-      <w:r>
-        <w:t>5. HTTPS Certificate generation and upload</w:t>
-      </w:r>
-    </w:p>
-    <w:p>
-      <w:r/>
-      <w:r>
-        <w:rPr>
-          <w:b/>
-        </w:rPr>
-        <w:t>Why:</w:t>
-      </w:r>
-      <w:r>
-        <w:t xml:space="preserve"> A certificate signed by the approved CA allows browsers and VCF Installer to verify the appliance's production HTTPS identity.</w:t>
-      </w:r>
-    </w:p>
-    <w:p>
-      <w:r/>
-      <w:r>
-        <w:rPr>
-          <w:b/>
-        </w:rPr>
-        <w:t>You need:</w:t>
-      </w:r>
-      <w:r>
-        <w:t xml:space="preserve"> Final appliance FQDN, every required DNS name or IP SAN, and access to the approved certificate authority.</w:t>
-      </w:r>
-    </w:p>
-    <w:p>
-      <w:pPr>
-        <w:keepNext/>
-      </w:pPr>
-      <w:r/>
-      <w:r>
-        <w:rPr>
-          <w:b/>
-        </w:rPr>
-        <w:t>Generate and submit the CSR</w:t>
-      </w:r>
-      <w:r/>
+        <w:t>Wait for the local success status.</w:t>
+      </w:r>
     </w:p>
     <w:p>
       <w:pPr>
@@ -1413,25 +1502,7 @@
         </w:numPr>
       </w:pPr>
       <w:r>
-        <w:t xml:space="preserve">During initial setup, open </w:t>
-      </w:r>
-      <w:r>
-        <w:rPr>
-          <w:b/>
-        </w:rPr>
-        <w:t>Prepare Depot</w:t>
-      </w:r>
-      <w:r>
-        <w:t xml:space="preserve">, then </w:t>
-      </w:r>
-      <w:r>
-        <w:rPr>
-          <w:b/>
-        </w:rPr>
-        <w:t>HTTPS Certificate</w:t>
-      </w:r>
-      <w:r>
-        <w:t>.</w:t>
+        <w:t>Download the pending CSR.</w:t>
       </w:r>
     </w:p>
     <w:p>
@@ -1443,7 +1514,7 @@
         </w:numPr>
       </w:pPr>
       <w:r>
-        <w:t>Enter the final FQDN as the common name.</w:t>
+        <w:t>Submit the CSR to the approved certificate authority.</w:t>
       </w:r>
     </w:p>
     <w:p>
@@ -1455,7 +1526,15 @@
         </w:numPr>
       </w:pPr>
       <w:r>
-        <w:t>Add every DNS name and IP address that clients will use.</w:t>
+        <w:t>Request a server certificate that permits TLS server authentication.</w:t>
+      </w:r>
+    </w:p>
+    <w:p>
+      <w:pPr>
+        <w:pStyle w:val="Heading2"/>
+      </w:pPr>
+      <w:r>
+        <w:t>Upload and activate the signed certificate</w:t>
       </w:r>
     </w:p>
     <w:p>
@@ -1467,7 +1546,7 @@
         </w:numPr>
       </w:pPr>
       <w:r>
-        <w:t>Review the requested SAN list.</w:t>
+        <w:t>Obtain the signed server certificate, intermediate CA certificates, and issuing root CA.</w:t>
       </w:r>
     </w:p>
     <w:p>
@@ -1479,13 +1558,13 @@
         </w:numPr>
       </w:pPr>
       <w:r>
-        <w:t xml:space="preserve">Select </w:t>
+        <w:t xml:space="preserve">Return to </w:t>
       </w:r>
       <w:r>
         <w:rPr>
           <w:b/>
         </w:rPr>
-        <w:t>Generate CSR</w:t>
+        <w:t>HTTPS Certificate</w:t>
       </w:r>
       <w:r>
         <w:t>.</w:t>
@@ -1500,7 +1579,7 @@
         </w:numPr>
       </w:pPr>
       <w:r>
-        <w:t>Wait for the local success status.</w:t>
+        <w:t>Upload the signed server certificate.</w:t>
       </w:r>
     </w:p>
     <w:p>
@@ -1512,7 +1591,7 @@
         </w:numPr>
       </w:pPr>
       <w:r>
-        <w:t>Download the pending CSR.</w:t>
+        <w:t>Upload the intermediate certificates when present.</w:t>
       </w:r>
     </w:p>
     <w:p>
@@ -1524,7 +1603,7 @@
         </w:numPr>
       </w:pPr>
       <w:r>
-        <w:t>Submit the CSR to the approved certificate authority.</w:t>
+        <w:t>Upload the root CA.</w:t>
       </w:r>
     </w:p>
     <w:p>
@@ -1536,20 +1615,7 @@
         </w:numPr>
       </w:pPr>
       <w:r>
-        <w:t>Request a server certificate that permits TLS server authentication.</w:t>
-      </w:r>
-    </w:p>
-    <w:p>
-      <w:r>
-        <w:br w:type="page"/>
-      </w:r>
-    </w:p>
-    <w:p>
-      <w:pPr>
-        <w:pStyle w:val="Heading2"/>
-      </w:pPr>
-      <w:r>
-        <w:t>Upload and activate the signed certificate</w:t>
+        <w:t>Select the option to replace the active certificate.</w:t>
       </w:r>
     </w:p>
     <w:p>
@@ -1561,7 +1627,16 @@
         </w:numPr>
       </w:pPr>
       <w:r>
-        <w:t>Obtain the signed server certificate, intermediate CA certificates, and issuing root CA.</w:t>
+        <w:t xml:space="preserve">Select </w:t>
+      </w:r>
+      <w:r>
+        <w:rPr>
+          <w:b/>
+        </w:rPr>
+        <w:t>Convert and activate</w:t>
+      </w:r>
+      <w:r>
+        <w:t>.</w:t>
       </w:r>
     </w:p>
     <w:p>
@@ -1573,16 +1648,7 @@
         </w:numPr>
       </w:pPr>
       <w:r>
-        <w:t xml:space="preserve">Return to </w:t>
-      </w:r>
-      <w:r>
-        <w:rPr>
-          <w:b/>
-        </w:rPr>
-        <w:t>HTTPS Certificate</w:t>
-      </w:r>
-      <w:r>
-        <w:t>.</w:t>
+        <w:t>Wait for chain validation, installation, and web-service reload.</w:t>
       </w:r>
     </w:p>
     <w:p>
@@ -1594,7 +1660,7 @@
         </w:numPr>
       </w:pPr>
       <w:r>
-        <w:t>Upload the signed server certificate.</w:t>
+        <w:t>Open a new browser session using the appliance FQDN.</w:t>
       </w:r>
     </w:p>
     <w:p>
@@ -1606,7 +1672,81 @@
         </w:numPr>
       </w:pPr>
       <w:r>
-        <w:t>Upload the intermediate certificates when present.</w:t>
+        <w:t>Verify the subject, SANs, issuer, fingerprint, expiration, and complete chain.</w:t>
+      </w:r>
+    </w:p>
+    <w:p>
+      <w:r/>
+      <w:r>
+        <w:rPr>
+          <w:b/>
+        </w:rPr>
+        <w:t>Success:</w:t>
+      </w:r>
+      <w:r>
+        <w:t xml:space="preserve"> The browser trusts the appliance FQDN and the certificate details match the approved certificate request.</w:t>
+      </w:r>
+    </w:p>
+    <w:p>
+      <w:r/>
+      <w:r>
+        <w:rPr>
+          <w:b/>
+        </w:rPr>
+        <w:t>If it fails:</w:t>
+      </w:r>
+      <w:r>
+        <w:t xml:space="preserve"> Confirm the signed certificate matches the pending CSR, the SAN contains the exact FQDN, the complete CA chain is supplied, and appliance time is correct.</w:t>
+      </w:r>
+    </w:p>
+    <w:p>
+      <w:pPr>
+        <w:pStyle w:val="Heading1"/>
+      </w:pPr>
+      <w:r>
+        <w:t>6. VCF connection setup</w:t>
+      </w:r>
+    </w:p>
+    <w:p>
+      <w:r/>
+      <w:r>
+        <w:rPr>
+          <w:b/>
+        </w:rPr>
+        <w:t>Why:</w:t>
+      </w:r>
+      <w:r>
+        <w:t xml:space="preserve"> This configures the supported VCF Installer to trust the appliance and retrieve depot content with the selected depot account.</w:t>
+      </w:r>
+    </w:p>
+    <w:p>
+      <w:r/>
+      <w:r>
+        <w:rPr>
+          <w:b/>
+        </w:rPr>
+        <w:t>You need:</w:t>
+      </w:r>
+      <w:r>
+        <w:t xml:space="preserve"> VCF Installer endpoint address, HTTPS sign-in credential, </w:t>
+      </w:r>
+      <w:r>
+        <w:rPr>
+          <w:rFonts w:ascii="Consolas" w:hAnsi="Consolas"/>
+          <w:sz w:val="18"/>
+        </w:rPr>
+        <w:t>vcf</w:t>
+      </w:r>
+      <w:r>
+        <w:t xml:space="preserve"> SSH credential, root elevation password, independently verifiable endpoint certificate fingerprint and SSH host key, and the depot account created in Step 4.</w:t>
+      </w:r>
+    </w:p>
+    <w:p>
+      <w:pPr>
+        <w:pStyle w:val="Heading2"/>
+      </w:pPr>
+      <w:r>
+        <w:t>Add and test the connection</w:t>
       </w:r>
     </w:p>
     <w:p>
@@ -1618,7 +1758,16 @@
         </w:numPr>
       </w:pPr>
       <w:r>
-        <w:t>Upload the root CA.</w:t>
+        <w:t xml:space="preserve">Open </w:t>
+      </w:r>
+      <w:r>
+        <w:rPr>
+          <w:b/>
+        </w:rPr>
+        <w:t>VCF Connections</w:t>
+      </w:r>
+      <w:r>
+        <w:t>.</w:t>
       </w:r>
     </w:p>
     <w:p>
@@ -1630,7 +1779,7 @@
         </w:numPr>
       </w:pPr>
       <w:r>
-        <w:t>Select the option to replace the active certificate.</w:t>
+        <w:t>Add a named connection.</w:t>
       </w:r>
     </w:p>
     <w:p>
@@ -1648,10 +1797,10 @@
         <w:rPr>
           <w:b/>
         </w:rPr>
-        <w:t>Convert and activate</w:t>
-      </w:r>
-      <w:r>
-        <w:t>.</w:t>
+        <w:t>VCF Installer</w:t>
+      </w:r>
+      <w:r>
+        <w:t xml:space="preserve"> as the endpoint type.</w:t>
       </w:r>
     </w:p>
     <w:p>
@@ -1663,7 +1812,7 @@
         </w:numPr>
       </w:pPr>
       <w:r>
-        <w:t>Wait for chain validation, installation, and web-service reload.</w:t>
+        <w:t>Enter the endpoint FQDN or IP address and HTTPS port.</w:t>
       </w:r>
     </w:p>
     <w:p>
@@ -1675,7 +1824,7 @@
         </w:numPr>
       </w:pPr>
       <w:r>
-        <w:t>Open a new browser session using the appliance FQDN.</w:t>
+        <w:t>Enter the endpoint sign-in username and password.</w:t>
       </w:r>
     </w:p>
     <w:p>
@@ -1687,63 +1836,7 @@
         </w:numPr>
       </w:pPr>
       <w:r>
-        <w:t>Verify the subject, SANs, issuer, fingerprint, expiration, and complete chain.</w:t>
-      </w:r>
-    </w:p>
-    <w:p>
-      <w:r/>
-      <w:r>
-        <w:rPr>
-          <w:b/>
-        </w:rPr>
-        <w:t>Success:</w:t>
-      </w:r>
-      <w:r>
-        <w:t xml:space="preserve"> The browser trusts the appliance FQDN and the certificate details match the approved certificate request.</w:t>
-      </w:r>
-    </w:p>
-    <w:p>
-      <w:r/>
-      <w:r>
-        <w:rPr>
-          <w:b/>
-        </w:rPr>
-        <w:t>If it fails:</w:t>
-      </w:r>
-      <w:r>
-        <w:t xml:space="preserve"> Confirm the signed certificate matches the pending CSR, the SAN contains the exact FQDN, the complete CA chain is supplied, and appliance time is correct.</w:t>
-      </w:r>
-    </w:p>
-    <w:p>
-      <w:pPr>
-        <w:pStyle w:val="Heading1"/>
-      </w:pPr>
-      <w:r>
-        <w:t>6. VCF connection setup</w:t>
-      </w:r>
-    </w:p>
-    <w:p>
-      <w:r/>
-      <w:r>
-        <w:rPr>
-          <w:b/>
-        </w:rPr>
-        <w:t>Why:</w:t>
-      </w:r>
-      <w:r>
-        <w:t xml:space="preserve"> This configures the supported VCF Installer to trust the appliance and retrieve depot content with the selected depot account.</w:t>
-      </w:r>
-    </w:p>
-    <w:p>
-      <w:r/>
-      <w:r>
-        <w:rPr>
-          <w:b/>
-        </w:rPr>
-        <w:t>You need:</w:t>
-      </w:r>
-      <w:r>
-        <w:t xml:space="preserve"> VCF Installer endpoint address, HTTPS sign-in credential, </w:t>
+        <w:t xml:space="preserve">Enter SSH username </w:t>
       </w:r>
       <w:r>
         <w:rPr>
@@ -1753,15 +1846,7 @@
         <w:t>vcf</w:t>
       </w:r>
       <w:r>
-        <w:t xml:space="preserve"> SSH credential, root elevation password, independently verifiable endpoint certificate fingerprint and SSH host key, and the depot account created in Step 4.</w:t>
-      </w:r>
-    </w:p>
-    <w:p>
-      <w:pPr>
-        <w:pStyle w:val="Heading2"/>
-      </w:pPr>
-      <w:r>
-        <w:t>Add and test the connection</w:t>
+        <w:t xml:space="preserve"> and its password.</w:t>
       </w:r>
     </w:p>
     <w:p>
@@ -1773,16 +1858,7 @@
         </w:numPr>
       </w:pPr>
       <w:r>
-        <w:t xml:space="preserve">Open </w:t>
-      </w:r>
-      <w:r>
-        <w:rPr>
-          <w:b/>
-        </w:rPr>
-        <w:t>Endpoint Connections</w:t>
-      </w:r>
-      <w:r>
-        <w:t>.</w:t>
+        <w:t>Enter the root password used for approved elevation.</w:t>
       </w:r>
     </w:p>
     <w:p>
@@ -1794,7 +1870,7 @@
         </w:numPr>
       </w:pPr>
       <w:r>
-        <w:t>Add a named connection.</w:t>
+        <w:t>Select the depot account created in Step 4.</w:t>
       </w:r>
     </w:p>
     <w:p>
@@ -1806,16 +1882,7 @@
         </w:numPr>
       </w:pPr>
       <w:r>
-        <w:t xml:space="preserve">Select </w:t>
-      </w:r>
-      <w:r>
-        <w:rPr>
-          <w:b/>
-        </w:rPr>
-        <w:t>VCF Installer</w:t>
-      </w:r>
-      <w:r>
-        <w:t xml:space="preserve"> as the endpoint type.</w:t>
+        <w:t>Enter the current depot-account password.</w:t>
       </w:r>
     </w:p>
     <w:p>
@@ -1827,7 +1894,16 @@
         </w:numPr>
       </w:pPr>
       <w:r>
-        <w:t>Enter the endpoint FQDN or IP address and HTTPS port.</w:t>
+        <w:t xml:space="preserve">For VCF Installer, select </w:t>
+      </w:r>
+      <w:r>
+        <w:rPr>
+          <w:b/>
+        </w:rPr>
+        <w:t>Test connection</w:t>
+      </w:r>
+      <w:r>
+        <w:t>. The appliance retrieves the endpoint HTTPS certificate automatically and displays a trust pop-up if approval is needed. No separate certificate section or retrieval button is required.</w:t>
       </w:r>
     </w:p>
     <w:p>
@@ -1839,7 +1915,7 @@
         </w:numPr>
       </w:pPr>
       <w:r>
-        <w:t>Enter the endpoint sign-in username and password.</w:t>
+        <w:t>If prompted for a self-signed certificate, compare its SHA-256 fingerprint with the endpoint console or another trusted source, then accept only a match. No separate root CA is needed.</w:t>
       </w:r>
     </w:p>
     <w:p>
@@ -1851,17 +1927,7 @@
         </w:numPr>
       </w:pPr>
       <w:r>
-        <w:t xml:space="preserve">Enter SSH username </w:t>
-      </w:r>
-      <w:r>
-        <w:rPr>
-          <w:rFonts w:ascii="Consolas" w:hAnsi="Consolas"/>
-          <w:sz w:val="18"/>
-        </w:rPr>
-        <w:t>vcf</w:t>
-      </w:r>
-      <w:r>
-        <w:t xml:space="preserve"> and its password.</w:t>
+        <w:t>If the endpoint uses an untrusted private CA, the manual certificate options appear. Supply its server certificate and issuing root CA there, then retry. Already trusted endpoints need no additional approval.</w:t>
       </w:r>
     </w:p>
     <w:p>
@@ -1873,7 +1939,7 @@
         </w:numPr>
       </w:pPr>
       <w:r>
-        <w:t>Enter the root password used for approved elevation.</w:t>
+        <w:t>Verify and accept the detected SSH host key separately. Cancel either approval if the identity cannot be confirmed.</w:t>
       </w:r>
     </w:p>
     <w:p>
@@ -1885,7 +1951,7 @@
         </w:numPr>
       </w:pPr>
       <w:r>
-        <w:t>Select the depot account created in Step 4.</w:t>
+        <w:t>Review DNS, TCP, TLS, API, authentication, version, SSH, elevation, trust, and depot-access checks.</w:t>
       </w:r>
     </w:p>
     <w:p>
@@ -1897,7 +1963,20 @@
         </w:numPr>
       </w:pPr>
       <w:r>
-        <w:t>Enter the current depot-account password.</w:t>
+        <w:t>Correct the first failed dependency and rerun the test until all required checks pass.</w:t>
+      </w:r>
+    </w:p>
+    <w:p>
+      <w:r>
+        <w:t>Self-signed certificate approval lasts for the current page session and endpoint. Changing the endpoint or certificate inputs clears it. Certificate discovery does not send endpoint sign-in credentials, and TLS verification remains enabled.</w:t>
+      </w:r>
+    </w:p>
+    <w:p>
+      <w:pPr>
+        <w:pStyle w:val="Heading2"/>
+      </w:pPr>
+      <w:r>
+        <w:t>Configure and verify the endpoint</w:t>
       </w:r>
     </w:p>
     <w:p>
@@ -1909,16 +1988,7 @@
         </w:numPr>
       </w:pPr>
       <w:r>
-        <w:t xml:space="preserve">For VCF Installer, select </w:t>
-      </w:r>
-      <w:r>
-        <w:rPr>
-          <w:b/>
-        </w:rPr>
-        <w:t>Test connection</w:t>
-      </w:r>
-      <w:r>
-        <w:t>. The appliance retrieves the endpoint HTTPS certificate automatically and displays a trust pop-up if approval is needed. No separate certificate section or retrieval button is required.</w:t>
+        <w:t>Schedule an approved VCF Installer change window.</w:t>
       </w:r>
     </w:p>
     <w:p>
@@ -1930,7 +2000,7 @@
         </w:numPr>
       </w:pPr>
       <w:r>
-        <w:t>If prompted for a self-signed certificate, compare its SHA-256 fingerprint with the endpoint console or another trusted source, then accept only a match. No separate root CA is needed.</w:t>
+        <w:t>Review the proposed depot URL, trust, account, and property changes.</w:t>
       </w:r>
     </w:p>
     <w:p>
@@ -1942,7 +2012,7 @@
         </w:numPr>
       </w:pPr>
       <w:r>
-        <w:t>If the endpoint uses an untrusted private CA, the manual certificate options appear. Supply its server certificate and issuing root CA there, then retry. Already trusted endpoints need no additional approval.</w:t>
+        <w:t>Select the authorization checkbox.</w:t>
       </w:r>
     </w:p>
     <w:p>
@@ -1954,7 +2024,16 @@
         </w:numPr>
       </w:pPr>
       <w:r>
-        <w:t>Verify and accept the detected SSH host key separately. Cancel either approval if the identity cannot be confirmed.</w:t>
+        <w:t xml:space="preserve">Select </w:t>
+      </w:r>
+      <w:r>
+        <w:rPr>
+          <w:b/>
+        </w:rPr>
+        <w:t>Configure endpoint</w:t>
+      </w:r>
+      <w:r>
+        <w:t>.</w:t>
       </w:r>
     </w:p>
     <w:p>
@@ -1966,7 +2045,7 @@
         </w:numPr>
       </w:pPr>
       <w:r>
-        <w:t>Review DNS, TCP, TLS, API, authentication, version, SSH, elevation, trust, and depot-access checks.</w:t>
+        <w:t>Monitor the phase-specific status while properties are updated, trust is installed, installer services restart, and stabilization completes.</w:t>
       </w:r>
     </w:p>
     <w:p>
@@ -1978,20 +2057,7 @@
         </w:numPr>
       </w:pPr>
       <w:r>
-        <w:t>Correct the first failed dependency and rerun the test until all required checks pass.</w:t>
-      </w:r>
-    </w:p>
-    <w:p>
-      <w:r>
-        <w:t>Self-signed certificate approval lasts for the current page session and endpoint. Changing the endpoint or certificate inputs clears it. Certificate discovery does not send endpoint sign-in credentials, and TLS verification remains enabled.</w:t>
-      </w:r>
-    </w:p>
-    <w:p>
-      <w:pPr>
-        <w:pStyle w:val="Heading2"/>
-      </w:pPr>
-      <w:r>
-        <w:t>Configure and verify the endpoint</w:t>
+        <w:t>Do not submit the configuration again while the operation is active.</w:t>
       </w:r>
     </w:p>
     <w:p>
@@ -2003,7 +2069,7 @@
         </w:numPr>
       </w:pPr>
       <w:r>
-        <w:t>Schedule an approved VCF Installer change window.</w:t>
+        <w:t>Wait for post-change metadata and binary retrieval checks.</w:t>
       </w:r>
     </w:p>
     <w:p>
@@ -2015,7 +2081,16 @@
         </w:numPr>
       </w:pPr>
       <w:r>
-        <w:t>Review the proposed depot URL, trust, account, and property changes.</w:t>
+        <w:t xml:space="preserve">Confirm the saved endpoint status becomes </w:t>
+      </w:r>
+      <w:r>
+        <w:rPr>
+          <w:b/>
+        </w:rPr>
+        <w:t>Connected</w:t>
+      </w:r>
+      <w:r>
+        <w:t>.</w:t>
       </w:r>
     </w:p>
     <w:p>
@@ -2027,96 +2102,6 @@
         </w:numPr>
       </w:pPr>
       <w:r>
-        <w:t>Select the authorization checkbox.</w:t>
-      </w:r>
-    </w:p>
-    <w:p>
-      <w:pPr>
-        <w:pStyle w:val="Procedure"/>
-        <w:numPr>
-          <w:ilvl w:val="0"/>
-          <w:numId w:val="101"/>
-        </w:numPr>
-      </w:pPr>
-      <w:r>
-        <w:t xml:space="preserve">Select </w:t>
-      </w:r>
-      <w:r>
-        <w:rPr>
-          <w:b/>
-        </w:rPr>
-        <w:t>Configure endpoint</w:t>
-      </w:r>
-      <w:r>
-        <w:t>.</w:t>
-      </w:r>
-    </w:p>
-    <w:p>
-      <w:pPr>
-        <w:pStyle w:val="Procedure"/>
-        <w:numPr>
-          <w:ilvl w:val="0"/>
-          <w:numId w:val="102"/>
-        </w:numPr>
-      </w:pPr>
-      <w:r>
-        <w:t>Monitor the phase-specific status while properties are updated, trust is installed, installer services restart, and stabilization completes.</w:t>
-      </w:r>
-    </w:p>
-    <w:p>
-      <w:pPr>
-        <w:pStyle w:val="Procedure"/>
-        <w:numPr>
-          <w:ilvl w:val="0"/>
-          <w:numId w:val="103"/>
-        </w:numPr>
-      </w:pPr>
-      <w:r>
-        <w:t>Do not submit the configuration again while the operation is active.</w:t>
-      </w:r>
-    </w:p>
-    <w:p>
-      <w:pPr>
-        <w:pStyle w:val="Procedure"/>
-        <w:numPr>
-          <w:ilvl w:val="0"/>
-          <w:numId w:val="104"/>
-        </w:numPr>
-      </w:pPr>
-      <w:r>
-        <w:t>Wait for post-change metadata and binary retrieval checks.</w:t>
-      </w:r>
-    </w:p>
-    <w:p>
-      <w:pPr>
-        <w:pStyle w:val="Procedure"/>
-        <w:numPr>
-          <w:ilvl w:val="0"/>
-          <w:numId w:val="105"/>
-        </w:numPr>
-      </w:pPr>
-      <w:r>
-        <w:t xml:space="preserve">Confirm the saved endpoint status becomes </w:t>
-      </w:r>
-      <w:r>
-        <w:rPr>
-          <w:b/>
-        </w:rPr>
-        <w:t>Connected</w:t>
-      </w:r>
-      <w:r>
-        <w:t>.</w:t>
-      </w:r>
-    </w:p>
-    <w:p>
-      <w:pPr>
-        <w:pStyle w:val="Procedure"/>
-        <w:numPr>
-          <w:ilvl w:val="0"/>
-          <w:numId w:val="106"/>
-        </w:numPr>
-      </w:pPr>
-      <w:r>
         <w:t>Confirm the VCF Installer retrieves representative metadata and one representative binary with the selected depot account.</w:t>
       </w:r>
     </w:p>
@@ -2129,7 +2114,7 @@
         <w:t>Success:</w:t>
       </w:r>
       <w:r>
-        <w:t xml:space="preserve"> Setup navigation closes and Health Status becomes the landing page. The connection displays </w:t>
+        <w:t xml:space="preserve"> Setup navigation closes and the permanent header navigation remains available. The connection displays </w:t>
       </w:r>
       <w:r>
         <w:rPr>
@@ -2545,7 +2530,7 @@
       <w:jc w:val="right"/>
     </w:pPr>
     <w:r>
-      <w:t xml:space="preserve">Revision 1.8  |  5 September 2026  |  </w:t>
+      <w:t xml:space="preserve">Revision 1.9  |  7 September 2026  |  </w:t>
     </w:r>
     <w:fldSimple w:instr="PAGE"/>
   </w:p>
@@ -2927,436 +2912,400 @@
   <w:num w:numId="34">
     <w:abstractNumId w:val="50"/>
     <w:lvlOverride w:ilvl="0">
-      <w:startOverride w:val="5"/>
+      <w:startOverride w:val="1"/>
     </w:lvlOverride>
   </w:num>
   <w:num w:numId="35">
     <w:abstractNumId w:val="50"/>
     <w:lvlOverride w:ilvl="0">
-      <w:startOverride w:val="6"/>
+      <w:startOverride w:val="2"/>
     </w:lvlOverride>
   </w:num>
   <w:num w:numId="36">
     <w:abstractNumId w:val="50"/>
     <w:lvlOverride w:ilvl="0">
-      <w:startOverride w:val="7"/>
+      <w:startOverride w:val="3"/>
     </w:lvlOverride>
   </w:num>
   <w:num w:numId="37">
     <w:abstractNumId w:val="50"/>
     <w:lvlOverride w:ilvl="0">
-      <w:startOverride w:val="8"/>
+      <w:startOverride w:val="4"/>
     </w:lvlOverride>
   </w:num>
   <w:num w:numId="38">
     <w:abstractNumId w:val="50"/>
     <w:lvlOverride w:ilvl="0">
-      <w:startOverride w:val="9"/>
+      <w:startOverride w:val="5"/>
     </w:lvlOverride>
   </w:num>
   <w:num w:numId="39">
     <w:abstractNumId w:val="50"/>
     <w:lvlOverride w:ilvl="0">
-      <w:startOverride w:val="10"/>
+      <w:startOverride w:val="6"/>
     </w:lvlOverride>
   </w:num>
   <w:num w:numId="40">
     <w:abstractNumId w:val="50"/>
     <w:lvlOverride w:ilvl="0">
-      <w:startOverride w:val="1"/>
+      <w:startOverride w:val="7"/>
     </w:lvlOverride>
   </w:num>
   <w:num w:numId="41">
     <w:abstractNumId w:val="50"/>
     <w:lvlOverride w:ilvl="0">
-      <w:startOverride w:val="2"/>
+      <w:startOverride w:val="8"/>
     </w:lvlOverride>
   </w:num>
   <w:num w:numId="42">
     <w:abstractNumId w:val="50"/>
     <w:lvlOverride w:ilvl="0">
-      <w:startOverride w:val="3"/>
+      <w:startOverride w:val="9"/>
     </w:lvlOverride>
   </w:num>
   <w:num w:numId="43">
     <w:abstractNumId w:val="50"/>
     <w:lvlOverride w:ilvl="0">
-      <w:startOverride w:val="4"/>
+      <w:startOverride w:val="10"/>
     </w:lvlOverride>
   </w:num>
   <w:num w:numId="44">
     <w:abstractNumId w:val="50"/>
     <w:lvlOverride w:ilvl="0">
-      <w:startOverride w:val="5"/>
+      <w:startOverride w:val="11"/>
     </w:lvlOverride>
   </w:num>
   <w:num w:numId="45">
     <w:abstractNumId w:val="50"/>
     <w:lvlOverride w:ilvl="0">
-      <w:startOverride w:val="6"/>
+      <w:startOverride w:val="12"/>
     </w:lvlOverride>
   </w:num>
   <w:num w:numId="46">
     <w:abstractNumId w:val="50"/>
     <w:lvlOverride w:ilvl="0">
-      <w:startOverride w:val="7"/>
+      <w:startOverride w:val="13"/>
     </w:lvlOverride>
   </w:num>
   <w:num w:numId="47">
     <w:abstractNumId w:val="50"/>
     <w:lvlOverride w:ilvl="0">
-      <w:startOverride w:val="8"/>
+      <w:startOverride w:val="14"/>
     </w:lvlOverride>
   </w:num>
   <w:num w:numId="48">
     <w:abstractNumId w:val="50"/>
     <w:lvlOverride w:ilvl="0">
-      <w:startOverride w:val="9"/>
+      <w:startOverride w:val="1"/>
     </w:lvlOverride>
   </w:num>
   <w:num w:numId="49">
     <w:abstractNumId w:val="50"/>
     <w:lvlOverride w:ilvl="0">
-      <w:startOverride w:val="10"/>
+      <w:startOverride w:val="2"/>
     </w:lvlOverride>
   </w:num>
   <w:num w:numId="50">
     <w:abstractNumId w:val="50"/>
     <w:lvlOverride w:ilvl="0">
-      <w:startOverride w:val="11"/>
+      <w:startOverride w:val="3"/>
     </w:lvlOverride>
   </w:num>
   <w:num w:numId="51">
     <w:abstractNumId w:val="50"/>
     <w:lvlOverride w:ilvl="0">
-      <w:startOverride w:val="12"/>
+      <w:startOverride w:val="4"/>
     </w:lvlOverride>
   </w:num>
   <w:num w:numId="52">
     <w:abstractNumId w:val="50"/>
     <w:lvlOverride w:ilvl="0">
-      <w:startOverride w:val="13"/>
+      <w:startOverride w:val="5"/>
     </w:lvlOverride>
   </w:num>
   <w:num w:numId="53">
     <w:abstractNumId w:val="50"/>
     <w:lvlOverride w:ilvl="0">
-      <w:startOverride w:val="14"/>
+      <w:startOverride w:val="6"/>
     </w:lvlOverride>
   </w:num>
   <w:num w:numId="54">
     <w:abstractNumId w:val="50"/>
     <w:lvlOverride w:ilvl="0">
-      <w:startOverride w:val="1"/>
+      <w:startOverride w:val="7"/>
     </w:lvlOverride>
   </w:num>
   <w:num w:numId="55">
     <w:abstractNumId w:val="50"/>
     <w:lvlOverride w:ilvl="0">
-      <w:startOverride w:val="2"/>
+      <w:startOverride w:val="8"/>
     </w:lvlOverride>
   </w:num>
   <w:num w:numId="56">
     <w:abstractNumId w:val="50"/>
     <w:lvlOverride w:ilvl="0">
-      <w:startOverride w:val="3"/>
+      <w:startOverride w:val="9"/>
     </w:lvlOverride>
   </w:num>
   <w:num w:numId="57">
     <w:abstractNumId w:val="50"/>
     <w:lvlOverride w:ilvl="0">
-      <w:startOverride w:val="4"/>
+      <w:startOverride w:val="10"/>
     </w:lvlOverride>
   </w:num>
   <w:num w:numId="58">
     <w:abstractNumId w:val="50"/>
     <w:lvlOverride w:ilvl="0">
-      <w:startOverride w:val="5"/>
+      <w:startOverride w:val="1"/>
     </w:lvlOverride>
   </w:num>
   <w:num w:numId="59">
     <w:abstractNumId w:val="50"/>
     <w:lvlOverride w:ilvl="0">
-      <w:startOverride w:val="6"/>
+      <w:startOverride w:val="2"/>
     </w:lvlOverride>
   </w:num>
   <w:num w:numId="60">
     <w:abstractNumId w:val="50"/>
     <w:lvlOverride w:ilvl="0">
-      <w:startOverride w:val="7"/>
+      <w:startOverride w:val="3"/>
     </w:lvlOverride>
   </w:num>
   <w:num w:numId="61">
     <w:abstractNumId w:val="50"/>
     <w:lvlOverride w:ilvl="0">
-      <w:startOverride w:val="8"/>
+      <w:startOverride w:val="4"/>
     </w:lvlOverride>
   </w:num>
   <w:num w:numId="62">
     <w:abstractNumId w:val="50"/>
     <w:lvlOverride w:ilvl="0">
-      <w:startOverride w:val="9"/>
+      <w:startOverride w:val="5"/>
     </w:lvlOverride>
   </w:num>
   <w:num w:numId="63">
     <w:abstractNumId w:val="50"/>
     <w:lvlOverride w:ilvl="0">
-      <w:startOverride w:val="10"/>
+      <w:startOverride w:val="6"/>
     </w:lvlOverride>
   </w:num>
   <w:num w:numId="64">
     <w:abstractNumId w:val="50"/>
     <w:lvlOverride w:ilvl="0">
-      <w:startOverride w:val="1"/>
+      <w:startOverride w:val="7"/>
     </w:lvlOverride>
   </w:num>
   <w:num w:numId="65">
     <w:abstractNumId w:val="50"/>
     <w:lvlOverride w:ilvl="0">
-      <w:startOverride w:val="2"/>
+      <w:startOverride w:val="8"/>
     </w:lvlOverride>
   </w:num>
   <w:num w:numId="66">
     <w:abstractNumId w:val="50"/>
     <w:lvlOverride w:ilvl="0">
-      <w:startOverride w:val="3"/>
+      <w:startOverride w:val="9"/>
     </w:lvlOverride>
   </w:num>
   <w:num w:numId="67">
     <w:abstractNumId w:val="50"/>
     <w:lvlOverride w:ilvl="0">
-      <w:startOverride w:val="4"/>
+      <w:startOverride w:val="1"/>
     </w:lvlOverride>
   </w:num>
   <w:num w:numId="68">
     <w:abstractNumId w:val="50"/>
     <w:lvlOverride w:ilvl="0">
-      <w:startOverride w:val="5"/>
+      <w:startOverride w:val="2"/>
     </w:lvlOverride>
   </w:num>
   <w:num w:numId="69">
     <w:abstractNumId w:val="50"/>
     <w:lvlOverride w:ilvl="0">
-      <w:startOverride w:val="6"/>
+      <w:startOverride w:val="3"/>
     </w:lvlOverride>
   </w:num>
   <w:num w:numId="70">
     <w:abstractNumId w:val="50"/>
     <w:lvlOverride w:ilvl="0">
-      <w:startOverride w:val="7"/>
+      <w:startOverride w:val="4"/>
     </w:lvlOverride>
   </w:num>
   <w:num w:numId="71">
     <w:abstractNumId w:val="50"/>
     <w:lvlOverride w:ilvl="0">
-      <w:startOverride w:val="8"/>
+      <w:startOverride w:val="5"/>
     </w:lvlOverride>
   </w:num>
   <w:num w:numId="72">
     <w:abstractNumId w:val="50"/>
     <w:lvlOverride w:ilvl="0">
-      <w:startOverride w:val="9"/>
+      <w:startOverride w:val="6"/>
     </w:lvlOverride>
   </w:num>
   <w:num w:numId="73">
     <w:abstractNumId w:val="50"/>
     <w:lvlOverride w:ilvl="0">
-      <w:startOverride w:val="1"/>
+      <w:startOverride w:val="7"/>
     </w:lvlOverride>
   </w:num>
   <w:num w:numId="74">
     <w:abstractNumId w:val="50"/>
     <w:lvlOverride w:ilvl="0">
-      <w:startOverride w:val="2"/>
+      <w:startOverride w:val="8"/>
     </w:lvlOverride>
   </w:num>
   <w:num w:numId="75">
     <w:abstractNumId w:val="50"/>
     <w:lvlOverride w:ilvl="0">
-      <w:startOverride w:val="3"/>
+      <w:startOverride w:val="9"/>
     </w:lvlOverride>
   </w:num>
   <w:num w:numId="76">
     <w:abstractNumId w:val="50"/>
     <w:lvlOverride w:ilvl="0">
-      <w:startOverride w:val="4"/>
+      <w:startOverride w:val="10"/>
     </w:lvlOverride>
   </w:num>
   <w:num w:numId="77">
     <w:abstractNumId w:val="50"/>
     <w:lvlOverride w:ilvl="0">
-      <w:startOverride w:val="5"/>
+      <w:startOverride w:val="1"/>
     </w:lvlOverride>
   </w:num>
   <w:num w:numId="78">
     <w:abstractNumId w:val="50"/>
     <w:lvlOverride w:ilvl="0">
-      <w:startOverride w:val="6"/>
+      <w:startOverride w:val="2"/>
     </w:lvlOverride>
   </w:num>
   <w:num w:numId="79">
     <w:abstractNumId w:val="50"/>
     <w:lvlOverride w:ilvl="0">
-      <w:startOverride w:val="7"/>
+      <w:startOverride w:val="3"/>
     </w:lvlOverride>
   </w:num>
   <w:num w:numId="80">
     <w:abstractNumId w:val="50"/>
     <w:lvlOverride w:ilvl="0">
-      <w:startOverride w:val="8"/>
+      <w:startOverride w:val="4"/>
     </w:lvlOverride>
   </w:num>
   <w:num w:numId="81">
     <w:abstractNumId w:val="50"/>
     <w:lvlOverride w:ilvl="0">
-      <w:startOverride w:val="9"/>
+      <w:startOverride w:val="5"/>
     </w:lvlOverride>
   </w:num>
   <w:num w:numId="82">
     <w:abstractNumId w:val="50"/>
     <w:lvlOverride w:ilvl="0">
-      <w:startOverride w:val="10"/>
+      <w:startOverride w:val="6"/>
     </w:lvlOverride>
   </w:num>
   <w:num w:numId="83">
     <w:abstractNumId w:val="50"/>
     <w:lvlOverride w:ilvl="0">
-      <w:startOverride w:val="1"/>
+      <w:startOverride w:val="7"/>
     </w:lvlOverride>
   </w:num>
   <w:num w:numId="84">
     <w:abstractNumId w:val="50"/>
     <w:lvlOverride w:ilvl="0">
-      <w:startOverride w:val="2"/>
+      <w:startOverride w:val="8"/>
     </w:lvlOverride>
   </w:num>
   <w:num w:numId="85">
     <w:abstractNumId w:val="50"/>
     <w:lvlOverride w:ilvl="0">
-      <w:startOverride w:val="3"/>
+      <w:startOverride w:val="9"/>
     </w:lvlOverride>
   </w:num>
   <w:num w:numId="86">
     <w:abstractNumId w:val="50"/>
     <w:lvlOverride w:ilvl="0">
-      <w:startOverride w:val="4"/>
+      <w:startOverride w:val="10"/>
     </w:lvlOverride>
   </w:num>
   <w:num w:numId="87">
     <w:abstractNumId w:val="50"/>
     <w:lvlOverride w:ilvl="0">
-      <w:startOverride w:val="5"/>
+      <w:startOverride w:val="11"/>
     </w:lvlOverride>
   </w:num>
   <w:num w:numId="88">
     <w:abstractNumId w:val="50"/>
     <w:lvlOverride w:ilvl="0">
-      <w:startOverride w:val="6"/>
+      <w:startOverride w:val="12"/>
     </w:lvlOverride>
   </w:num>
   <w:num w:numId="89">
     <w:abstractNumId w:val="50"/>
     <w:lvlOverride w:ilvl="0">
-      <w:startOverride w:val="7"/>
+      <w:startOverride w:val="13"/>
     </w:lvlOverride>
   </w:num>
   <w:num w:numId="90">
     <w:abstractNumId w:val="50"/>
     <w:lvlOverride w:ilvl="0">
-      <w:startOverride w:val="8"/>
+      <w:startOverride w:val="14"/>
     </w:lvlOverride>
   </w:num>
   <w:num w:numId="91">
     <w:abstractNumId w:val="50"/>
     <w:lvlOverride w:ilvl="0">
-      <w:startOverride w:val="9"/>
+      <w:startOverride w:val="15"/>
     </w:lvlOverride>
   </w:num>
   <w:num w:numId="92">
     <w:abstractNumId w:val="50"/>
     <w:lvlOverride w:ilvl="0">
-      <w:startOverride w:val="10"/>
+      <w:startOverride w:val="1"/>
     </w:lvlOverride>
   </w:num>
   <w:num w:numId="93">
     <w:abstractNumId w:val="50"/>
     <w:lvlOverride w:ilvl="0">
-      <w:startOverride w:val="11"/>
+      <w:startOverride w:val="2"/>
     </w:lvlOverride>
   </w:num>
   <w:num w:numId="94">
     <w:abstractNumId w:val="50"/>
     <w:lvlOverride w:ilvl="0">
-      <w:startOverride w:val="12"/>
+      <w:startOverride w:val="3"/>
     </w:lvlOverride>
   </w:num>
   <w:num w:numId="95">
     <w:abstractNumId w:val="50"/>
     <w:lvlOverride w:ilvl="0">
-      <w:startOverride w:val="13"/>
+      <w:startOverride w:val="4"/>
     </w:lvlOverride>
   </w:num>
   <w:num w:numId="96">
     <w:abstractNumId w:val="50"/>
     <w:lvlOverride w:ilvl="0">
-      <w:startOverride w:val="14"/>
+      <w:startOverride w:val="5"/>
     </w:lvlOverride>
   </w:num>
   <w:num w:numId="97">
     <w:abstractNumId w:val="50"/>
     <w:lvlOverride w:ilvl="0">
-      <w:startOverride w:val="15"/>
+      <w:startOverride w:val="6"/>
     </w:lvlOverride>
   </w:num>
   <w:num w:numId="98">
     <w:abstractNumId w:val="50"/>
     <w:lvlOverride w:ilvl="0">
-      <w:startOverride w:val="1"/>
+      <w:startOverride w:val="7"/>
     </w:lvlOverride>
   </w:num>
   <w:num w:numId="99">
     <w:abstractNumId w:val="50"/>
     <w:lvlOverride w:ilvl="0">
-      <w:startOverride w:val="2"/>
+      <w:startOverride w:val="8"/>
     </w:lvlOverride>
   </w:num>
   <w:num w:numId="100">
-    <w:abstractNumId w:val="50"/>
-    <w:lvlOverride w:ilvl="0">
-      <w:startOverride w:val="3"/>
-    </w:lvlOverride>
-  </w:num>
-  <w:num w:numId="101">
-    <w:abstractNumId w:val="50"/>
-    <w:lvlOverride w:ilvl="0">
-      <w:startOverride w:val="4"/>
-    </w:lvlOverride>
-  </w:num>
-  <w:num w:numId="102">
-    <w:abstractNumId w:val="50"/>
-    <w:lvlOverride w:ilvl="0">
-      <w:startOverride w:val="5"/>
-    </w:lvlOverride>
-  </w:num>
-  <w:num w:numId="103">
-    <w:abstractNumId w:val="50"/>
-    <w:lvlOverride w:ilvl="0">
-      <w:startOverride w:val="6"/>
-    </w:lvlOverride>
-  </w:num>
-  <w:num w:numId="104">
-    <w:abstractNumId w:val="50"/>
-    <w:lvlOverride w:ilvl="0">
-      <w:startOverride w:val="7"/>
-    </w:lvlOverride>
-  </w:num>
-  <w:num w:numId="105">
-    <w:abstractNumId w:val="50"/>
-    <w:lvlOverride w:ilvl="0">
-      <w:startOverride w:val="8"/>
-    </w:lvlOverride>
-  </w:num>
-  <w:num w:numId="106">
     <w:abstractNumId w:val="50"/>
     <w:lvlOverride w:ilvl="0">
       <w:startOverride w:val="9"/>
